--- a/Суфлери/Проєктування інформаційних систем/ЛР1 Вибір об’єкта дослідження, дерево цілей і WBS/10_WBS_1.1_1.2_СУФЛЕР.docx
+++ b/Суфлери/Проєктування інформаційних систем/ЛР1 Вибір об’єкта дослідження, дерево цілей і WBS/10_WBS_1.1_1.2_СУФЛЕР.docx
@@ -28,7 +28,7 @@
           <w:i w:val="0"/>
           <w:sz w:val="34"/>
         </w:rPr>
-        <w:t>WBS: субпроекти 1.1 «Управління проектом» і 1.2 «Обстеження та формування вимог»</w:t>
+        <w:t>WBS: субпроєкти 1.1 «Управління проєктом» і 1.2 «Обстеження та формування вимог»</w:t>
       </w:r>
     </w:p>
     <w:tbl>
@@ -185,7 +185,7 @@
                 <w:i w:val="0"/>
                 <w:sz w:val="23"/>
               </w:rPr>
-              <w:t>10 з 15</w:t>
+              <w:t>5 з 10</w:t>
             </w:r>
           </w:p>
         </w:tc>
@@ -259,7 +259,7 @@
           <w:i w:val="0"/>
           <w:sz w:val="27"/>
         </w:rPr>
-        <w:t>Тут два наскрізні субпроекти: управління проектом і обстеження з формуванням вимог. Вони не дають програмного продукту, але без них неможливо його створити.</w:t>
+        <w:t>Тут два наскрізні субпроєкти: управління проєктом і обстеження з формуванням вимог. Вони не дають програмного продукту, але без них неможливо його створити.</w:t>
       </w:r>
     </w:p>
     <w:p>
@@ -303,7 +303,7 @@
           <w:i w:val="0"/>
           <w:sz w:val="26"/>
         </w:rPr>
-        <w:t>1.1 Управління проектом</w:t>
+        <w:t>1.1 Управління проєктом</w:t>
       </w:r>
       <w:r>
         <w:rPr>
@@ -312,7 +312,7 @@
           <w:i w:val="0"/>
           <w:sz w:val="26"/>
         </w:rPr>
-        <w:t xml:space="preserve"> → 1.1.1 «Планування та контроль» (1.1.1.1 план проекту та WBS, 1.1.1.2 моніторинг виконання і звітність) і 1.1.2 «Управління ризиками та якістю» (1.1.2.1 реєстр ризиків і план реагування, 1.1.2.2 контроль якості й приймання).</w:t>
+        <w:t xml:space="preserve"> → 1.1.1 «Планування та контроль» (1.1.1.1 план проєкту та WBS, 1.1.1.2 моніторинг виконання і звітність) і 1.1.2 «Управління ризиками та якістю» (1.1.2.1 реєстр ризиків і план реагування, 1.1.2.2 контроль якості й приймання).</w:t>
       </w:r>
     </w:p>
     <w:p>
@@ -380,7 +380,7 @@
           <w:i w:val="0"/>
           <w:sz w:val="26"/>
         </w:rPr>
-        <w:t xml:space="preserve"> Ієрархічне кодування 1.x / 1.x.x / 1.x.x.x — етап 5 розробки WBS «Формування системи кодування»: за кодом одразу видно, якому субпроекту належить пакет.</w:t>
+        <w:t xml:space="preserve"> Ієрархічне кодування 1.x / 1.x.x / 1.x.x.x — етап 5 розробки WBS «Формування системи кодування»: за кодом одразу видно, якому субпроєкту належить пакет.</w:t>
       </w:r>
     </w:p>
     <w:p>
@@ -424,7 +424,7 @@
           <w:i w:val="0"/>
           <w:sz w:val="26"/>
         </w:rPr>
-        <w:t>Моніторинг проекту — 240 днів. Хіба робочий пакет може бути таким довгим?</w:t>
+        <w:t>Моніторинг проєкту — 240 днів. Хіба робочий пакет може бути таким довгим?</w:t>
       </w:r>
     </w:p>
     <w:p>
@@ -449,7 +449,7 @@
           <w:i w:val="0"/>
           <w:sz w:val="26"/>
         </w:rPr>
-        <w:t>Це «рівномірна» робота протягом усього проекту, її не можна розбити за результатами. Я обумовив це виняток у таблиці етапів (до 240 днів).</w:t>
+        <w:t>Це «рівномірна» робота протягом усього проєкту, її не можна розбити за результатами. Я обумовив це виняток у таблиці етапів (до 240 днів).</w:t>
       </w:r>
     </w:p>
     <w:p>
@@ -499,7 +499,7 @@
           <w:i w:val="0"/>
           <w:sz w:val="26"/>
         </w:rPr>
-        <w:t>Так, саме BPMN, IDEF0, DFD у проекті виконуються в межах цього пакета.</w:t>
+        <w:t>Так, саме BPMN, IDEF0, DFD у проєкті виконуються в межах цього пакета.</w:t>
       </w:r>
     </w:p>
     <w:p>
@@ -549,7 +549,7 @@
           <w:i w:val="0"/>
           <w:sz w:val="26"/>
         </w:rPr>
-        <w:t>Бо весь проект я веду за комплексом ГОСТ 34 на автоматизовані системи — за ГОСТ 34.601-90 визначено стадії, а ГОСТ 34.602-89 задає склад і зміст ТЗ саме на АС; на ці стандарти спирається і посібник Ременяк, рекомендований до курсу.</w:t>
+        <w:t>Бо весь проєкт я веду за комплексом ГОСТ 34 на автоматизовані системи — за ГОСТ 34.601-90 визначено стадії, а ГОСТ 34.602-89 задає склад і зміст ТЗ саме на АС; на ці стандарти спирається і посібник Ременяк, рекомендований до курсу.</w:t>
       </w:r>
     </w:p>
     <w:p>
